--- a/docs/descripcion_publicitaria_flash_campaign.docx
+++ b/docs/descripcion_publicitaria_flash_campaign.docx
@@ -65,7 +65,7 @@
         </w:rPr>
         <w:t>Proyecto: Flash Campaign · Nombre normalizado: flash_campaign</w:t>
         <w:br/>
-        <w:t>Versión: 1.0.0 · Estado: entregado para revisión</w:t>
+        <w:t>Versión: 1.1.0 · Estado: entregado para revisión</w:t>
         <w:br/>
         <w:t>Fecha: 18-08-2026 · Autor: Gamonal</w:t>
         <w:br/>

--- a/docs/descripcion_publicitaria_flash_campaign.docx
+++ b/docs/descripcion_publicitaria_flash_campaign.docx
@@ -65,7 +65,7 @@
         </w:rPr>
         <w:t>Proyecto: Flash Campaign · Nombre normalizado: flash_campaign</w:t>
         <w:br/>
-        <w:t>Versión: 1.1.0 · Estado: entregado para revisión</w:t>
+        <w:t>Versión: 1.2.0 · Estado: entregado para revisión</w:t>
         <w:br/>
         <w:t>Fecha: 18-08-2026 · Autor: Gamonal</w:t>
         <w:br/>
